--- a/reports/KT11.docx
+++ b/reports/KT11.docx
@@ -27,7 +27,21 @@
           <w:b w:val="0"/>
           <w:sz w:val="24"/>
         </w:rPr>
-        <w:t>Студент: _______________________________________</w:t>
+        <w:t>Студент: Прилепов Никита Алексеевич</w:t>
+      </w:r>
+    </w:p>
+    <w:p>
+      <w:pPr>
+        <w:spacing w:after="120"/>
+        <w:jc w:val="center"/>
+      </w:pPr>
+      <w:r>
+        <w:rPr>
+          <w:rFonts w:ascii="Times New Roman" w:hAnsi="Times New Roman" w:eastAsia="Times New Roman"/>
+          <w:b w:val="0"/>
+          <w:sz w:val="24"/>
+        </w:rPr>
+        <w:t>Группа: 4P1.23</w:t>
       </w:r>
     </w:p>
     <w:p>

--- a/reports/KT11.docx
+++ b/reports/KT11.docx
@@ -4,7 +4,7 @@
   <w:body>
     <w:p>
       <w:pPr>
-        <w:spacing w:after="120"/>
+        <w:spacing w:after="120" w:line="276" w:lineRule="auto"/>
         <w:jc w:val="center"/>
       </w:pPr>
       <w:r>
@@ -18,7 +18,7 @@
     </w:p>
     <w:p>
       <w:pPr>
-        <w:spacing w:after="120"/>
+        <w:spacing w:after="120" w:line="276" w:lineRule="auto"/>
         <w:jc w:val="center"/>
       </w:pPr>
       <w:r>
@@ -32,7 +32,7 @@
     </w:p>
     <w:p>
       <w:pPr>
-        <w:spacing w:after="120"/>
+        <w:spacing w:after="120" w:line="276" w:lineRule="auto"/>
         <w:jc w:val="center"/>
       </w:pPr>
       <w:r>
@@ -46,7 +46,7 @@
     </w:p>
     <w:p>
       <w:pPr>
-        <w:spacing w:after="120"/>
+        <w:spacing w:after="120" w:line="276" w:lineRule="auto"/>
       </w:pPr>
       <w:r>
         <w:rPr>
@@ -58,7 +58,7 @@
     </w:p>
     <w:p>
       <w:pPr>
-        <w:spacing w:after="120"/>
+        <w:spacing w:after="120" w:line="276" w:lineRule="auto"/>
         <w:jc w:val="center"/>
       </w:pPr>
       <w:r>
@@ -72,7 +72,7 @@
     </w:p>
     <w:p>
       <w:pPr>
-        <w:spacing w:after="120"/>
+        <w:spacing w:after="120" w:line="276" w:lineRule="auto"/>
         <w:jc w:val="center"/>
       </w:pPr>
       <w:r>
@@ -86,7 +86,7 @@
     </w:p>
     <w:p>
       <w:pPr>
-        <w:spacing w:after="120"/>
+        <w:spacing w:after="120" w:line="276" w:lineRule="auto"/>
         <w:jc w:val="center"/>
       </w:pPr>
       <w:r>
@@ -108,12 +108,12 @@
           <w:b/>
           <w:sz w:val="28"/>
         </w:rPr>
-        <w:t>1. Цель задания</w:t>
+        <w:t>1. Что требовалось</w:t>
       </w:r>
     </w:p>
     <w:p>
       <w:pPr>
-        <w:spacing w:after="120"/>
+        <w:spacing w:after="120" w:line="276" w:lineRule="auto"/>
       </w:pPr>
       <w:r>
         <w:rPr>
@@ -121,12 +121,12 @@
           <w:b w:val="0"/>
           <w:sz w:val="24"/>
         </w:rPr>
-        <w:t>Реализовать ровно 10 различимых тест-кейсов на native синтаксисе Robot Framework с SeleniumLibrary, keyword-driven архитектурой, локальным приложением и стандартными отчётами Robot Framework.</w:t>
+        <w:t>Сделать ровно десять разных тест-кейсов на «родном» синтаксисе Robot Framework, подключить SeleniumLibrary, разложить шаги по keywords, поднять локальное приложение и сдать стандартные отчёты Robot (report/log/output).</w:t>
       </w:r>
     </w:p>
     <w:p>
       <w:pPr>
-        <w:spacing w:after="120"/>
+        <w:spacing w:after="120" w:line="276" w:lineRule="auto"/>
       </w:pPr>
       <w:r>
         <w:rPr>
@@ -134,7 +134,7 @@
           <w:b/>
           <w:sz w:val="24"/>
         </w:rPr>
-        <w:t>Презентация cloud.ithub.ru (КТ11) без авторизации недоступна; полное соответствие скрытым слайдам не утверждается.</w:t>
+        <w:t>Слайды cloud.ithub.ru по КТ11 без логина не открываются, поэтому на «один в один со скрытой презентацией» не претендую — опирался на формулировку задания и здравый смысл.</w:t>
       </w:r>
     </w:p>
     <w:p>
@@ -147,12 +147,12 @@
           <w:b/>
           <w:sz w:val="28"/>
         </w:rPr>
-        <w:t>2. Обзор Robot Framework</w:t>
+        <w:t>2. Коротко про Robot Framework</w:t>
       </w:r>
     </w:p>
     <w:p>
       <w:pPr>
-        <w:spacing w:after="120"/>
+        <w:spacing w:after="120" w:line="276" w:lineRule="auto"/>
       </w:pPr>
       <w:r>
         <w:rPr>
@@ -160,7 +160,7 @@
           <w:b w:val="0"/>
           <w:sz w:val="24"/>
         </w:rPr>
-        <w:t>Robot Framework — keyword-driven фреймворк приёмочного тестирования. Тесты описываются в файлах .robot секциями Settings, Variables, Test Cases, Keywords. Отчёты: output.xml (машиночитаемый), log.html (детальный лог), report.html (сводка).</w:t>
+        <w:t>Robot — это keyword-driven штука: сценарии пишешь таблицами в .robot, а переиспользуемые шаги выносишь в resource-файлы. Секции обычные — Settings, Variables, Test Cases, Keywords. После прогона получаешь output.xml, подробный log.html и сводный report.html.</w:t>
       </w:r>
     </w:p>
     <w:p>
@@ -173,12 +173,12 @@
           <w:b/>
           <w:sz w:val="28"/>
         </w:rPr>
-        <w:t>3. SeleniumLibrary и keyword-driven архитектура</w:t>
+        <w:t>3. SeleniumLibrary и как разложил keywords</w:t>
       </w:r>
     </w:p>
     <w:p>
       <w:pPr>
-        <w:spacing w:after="120"/>
+        <w:spacing w:after="120" w:line="276" w:lineRule="auto"/>
       </w:pPr>
       <w:r>
         <w:rPr>
@@ -186,12 +186,12 @@
           <w:b w:val="0"/>
           <w:sz w:val="24"/>
         </w:rPr>
-        <w:t>SeleniumLibrary предоставляет ключевые слова браузерной автоматизации (Open Browser, Click Element, Select Frame, Switch Window и др.). Высокоуровневые ключевые слова вынесены в resources: Open Test Application, Submit Registration Form, Verify Form Validation, Open Secondary Tab, Return To Main Page, Interact Inside Demo Iframe.</w:t>
+        <w:t>SeleniumLibrary даёт низкоуровневые слова вроде Open Browser, Click Element, Select Frame, Switch Window. Я поверх них собрал свои: Open Test Application, Submit Registration Form, Verify Form Validation, Open Secondary Tab, Return To Main Page, Interact Inside Demo Iframe — чтобы в тест-кейсах читалось «что делаю», а не xpath.</w:t>
       </w:r>
     </w:p>
     <w:p>
       <w:pPr>
-        <w:spacing w:after="120"/>
+        <w:spacing w:after="120" w:line="276" w:lineRule="auto"/>
       </w:pPr>
       <w:r>
         <w:rPr>
@@ -199,7 +199,7 @@
           <w:b w:val="0"/>
           <w:sz w:val="24"/>
         </w:rPr>
-        <w:t>Python-хелпер FixtureServer.py используется только для локального HTTP (динамический порт) — логика проверок остаётся в .robot файлах.</w:t>
+        <w:t>Python-хелпер FixtureServer.py только крутит локальный HTTP на свободном порту. Сами проверки живут в .robot, логику в питон не утаскивал.</w:t>
       </w:r>
     </w:p>
     <w:p>
@@ -212,12 +212,12 @@
           <w:b/>
           <w:sz w:val="28"/>
         </w:rPr>
-        <w:t>4. Среда и версии</w:t>
+        <w:t>4. Окружение</w:t>
       </w:r>
     </w:p>
     <w:p>
       <w:pPr>
-        <w:spacing w:after="120"/>
+        <w:spacing w:after="120" w:line="276" w:lineRule="auto"/>
       </w:pPr>
       <w:r>
         <w:rPr>
@@ -225,7 +225,7 @@
           <w:b w:val="0"/>
           <w:sz w:val="24"/>
         </w:rPr>
-        <w:t>Windows 10; Python 3.13.2; Robot Framework 7.5; SeleniumLibrary 6.9.0; Selenium 4.50.0; Chrome. Зависимости: robot/requirements.txt (selenium зафиксирован на 4.50.0, чтобы не ломать KT01–KT10).</w:t>
+        <w:t>Windows 10, Python 3.13.2, Robot Framework 7.5, SeleniumLibrary 6.9.0, Selenium 4.50.0, Chrome. Зависимости в robot/requirements.txt — selenium специально зафиксировал на 4.50.0, чтобы не разъехались КТ01–КТ10.</w:t>
       </w:r>
     </w:p>
     <w:p>
@@ -238,12 +238,12 @@
           <w:b/>
           <w:sz w:val="28"/>
         </w:rPr>
-        <w:t>5. Тестовое приложение</w:t>
+        <w:t>5. На чём гонял</w:t>
       </w:r>
     </w:p>
     <w:p>
       <w:pPr>
-        <w:spacing w:after="120"/>
+        <w:spacing w:after="120" w:line="276" w:lineRule="auto"/>
       </w:pPr>
       <w:r>
         <w:rPr>
@@ -251,7 +251,7 @@
           <w:b w:val="0"/>
           <w:sz w:val="24"/>
         </w:rPr>
-        <w:t>Локальные HTML-страницы robot/fixtures/: навигация, форма, checkbox/radio/dropdown, iframe, вторичная вкладка, динамический статус. Без публичных сайтов и VPN.</w:t>
+        <w:t>Локальные HTML из robot/fixtures/: навигация, форма, checkbox/radio/dropdown, iframe, вторая вкладка, динамический статус. Без чужих сайтов и VPN — так стабильнее и не зависит от капчи.</w:t>
       </w:r>
     </w:p>
     <w:p>
@@ -264,7 +264,7 @@
           <w:b/>
           <w:sz w:val="28"/>
         </w:rPr>
-        <w:t>6. Таблица из 10 тест-кейсов</w:t>
+        <w:t>6. Десять тест-кейсов</w:t>
       </w:r>
     </w:p>
     <w:tbl>
@@ -274,15 +274,15 @@
         <w:tblLook w:firstColumn="1" w:firstRow="1" w:lastColumn="0" w:lastRow="0" w:noHBand="0" w:noVBand="1" w:val="04A0"/>
       </w:tblPr>
       <w:tblGrid>
-        <w:gridCol w:w="2493"/>
-        <w:gridCol w:w="2493"/>
-        <w:gridCol w:w="2493"/>
-        <w:gridCol w:w="2493"/>
+        <w:gridCol w:w="2410"/>
+        <w:gridCol w:w="2410"/>
+        <w:gridCol w:w="2410"/>
+        <w:gridCol w:w="2410"/>
       </w:tblGrid>
       <w:tr>
         <w:tc>
           <w:tcPr>
-            <w:tcW w:type="dxa" w:w="2493"/>
+            <w:tcW w:type="dxa" w:w="2410"/>
           </w:tcPr>
           <w:p>
             <w:r>
@@ -292,7 +292,7 @@
         </w:tc>
         <w:tc>
           <w:tcPr>
-            <w:tcW w:type="dxa" w:w="2493"/>
+            <w:tcW w:type="dxa" w:w="2410"/>
           </w:tcPr>
           <w:p>
             <w:r>
@@ -302,7 +302,7 @@
         </w:tc>
         <w:tc>
           <w:tcPr>
-            <w:tcW w:type="dxa" w:w="2493"/>
+            <w:tcW w:type="dxa" w:w="2410"/>
           </w:tcPr>
           <w:p>
             <w:r>
@@ -312,7 +312,7 @@
         </w:tc>
         <w:tc>
           <w:tcPr>
-            <w:tcW w:type="dxa" w:w="2493"/>
+            <w:tcW w:type="dxa" w:w="2410"/>
           </w:tcPr>
           <w:p>
             <w:r>
@@ -324,7 +324,7 @@
       <w:tr>
         <w:tc>
           <w:tcPr>
-            <w:tcW w:type="dxa" w:w="2493"/>
+            <w:tcW w:type="dxa" w:w="2410"/>
           </w:tcPr>
           <w:p>
             <w:r>
@@ -334,17 +334,17 @@
         </w:tc>
         <w:tc>
           <w:tcPr>
-            <w:tcW w:type="dxa" w:w="2493"/>
+            <w:tcW w:type="dxa" w:w="2410"/>
           </w:tcPr>
           <w:p>
             <w:r>
-              <w:t>Page opens / title</w:t>
+              <w:t>страница открывается / title</w:t>
             </w:r>
           </w:p>
         </w:tc>
         <w:tc>
           <w:tcPr>
-            <w:tcW w:type="dxa" w:w="2493"/>
+            <w:tcW w:type="dxa" w:w="2410"/>
           </w:tcPr>
           <w:p>
             <w:r>
@@ -354,7 +354,7 @@
         </w:tc>
         <w:tc>
           <w:tcPr>
-            <w:tcW w:type="dxa" w:w="2493"/>
+            <w:tcW w:type="dxa" w:w="2410"/>
           </w:tcPr>
           <w:p>
             <w:r>
@@ -366,7 +366,7 @@
       <w:tr>
         <w:tc>
           <w:tcPr>
-            <w:tcW w:type="dxa" w:w="2493"/>
+            <w:tcW w:type="dxa" w:w="2410"/>
           </w:tcPr>
           <w:p>
             <w:r>
@@ -376,17 +376,17 @@
         </w:tc>
         <w:tc>
           <w:tcPr>
-            <w:tcW w:type="dxa" w:w="2493"/>
+            <w:tcW w:type="dxa" w:w="2410"/>
           </w:tcPr>
           <w:p>
             <w:r>
-              <w:t>Navigation link</w:t>
+              <w:t>навигация по ссылке</w:t>
             </w:r>
           </w:p>
         </w:tc>
         <w:tc>
           <w:tcPr>
-            <w:tcW w:type="dxa" w:w="2493"/>
+            <w:tcW w:type="dxa" w:w="2410"/>
           </w:tcPr>
           <w:p>
             <w:r>
@@ -396,7 +396,7 @@
         </w:tc>
         <w:tc>
           <w:tcPr>
-            <w:tcW w:type="dxa" w:w="2493"/>
+            <w:tcW w:type="dxa" w:w="2410"/>
           </w:tcPr>
           <w:p>
             <w:r>
@@ -408,7 +408,7 @@
       <w:tr>
         <w:tc>
           <w:tcPr>
-            <w:tcW w:type="dxa" w:w="2493"/>
+            <w:tcW w:type="dxa" w:w="2410"/>
           </w:tcPr>
           <w:p>
             <w:r>
@@ -418,17 +418,17 @@
         </w:tc>
         <w:tc>
           <w:tcPr>
-            <w:tcW w:type="dxa" w:w="2493"/>
+            <w:tcW w:type="dxa" w:w="2410"/>
           </w:tcPr>
           <w:p>
             <w:r>
-              <w:t>Valid form submit</w:t>
+              <w:t>валидная отправка формы</w:t>
             </w:r>
           </w:p>
         </w:tc>
         <w:tc>
           <w:tcPr>
-            <w:tcW w:type="dxa" w:w="2493"/>
+            <w:tcW w:type="dxa" w:w="2410"/>
           </w:tcPr>
           <w:p>
             <w:r>
@@ -438,7 +438,7 @@
         </w:tc>
         <w:tc>
           <w:tcPr>
-            <w:tcW w:type="dxa" w:w="2493"/>
+            <w:tcW w:type="dxa" w:w="2410"/>
           </w:tcPr>
           <w:p>
             <w:r>
@@ -450,7 +450,7 @@
       <w:tr>
         <w:tc>
           <w:tcPr>
-            <w:tcW w:type="dxa" w:w="2493"/>
+            <w:tcW w:type="dxa" w:w="2410"/>
           </w:tcPr>
           <w:p>
             <w:r>
@@ -460,17 +460,17 @@
         </w:tc>
         <w:tc>
           <w:tcPr>
-            <w:tcW w:type="dxa" w:w="2493"/>
+            <w:tcW w:type="dxa" w:w="2410"/>
           </w:tcPr>
           <w:p>
             <w:r>
-              <w:t>Invalid form rejected</w:t>
+              <w:t>невалидная форма отклоняется</w:t>
             </w:r>
           </w:p>
         </w:tc>
         <w:tc>
           <w:tcPr>
-            <w:tcW w:type="dxa" w:w="2493"/>
+            <w:tcW w:type="dxa" w:w="2410"/>
           </w:tcPr>
           <w:p>
             <w:r>
@@ -480,7 +480,7 @@
         </w:tc>
         <w:tc>
           <w:tcPr>
-            <w:tcW w:type="dxa" w:w="2493"/>
+            <w:tcW w:type="dxa" w:w="2410"/>
           </w:tcPr>
           <w:p>
             <w:r>
@@ -492,7 +492,7 @@
       <w:tr>
         <w:tc>
           <w:tcPr>
-            <w:tcW w:type="dxa" w:w="2493"/>
+            <w:tcW w:type="dxa" w:w="2410"/>
           </w:tcPr>
           <w:p>
             <w:r>
@@ -502,17 +502,17 @@
         </w:tc>
         <w:tc>
           <w:tcPr>
-            <w:tcW w:type="dxa" w:w="2493"/>
+            <w:tcW w:type="dxa" w:w="2410"/>
           </w:tcPr>
           <w:p>
             <w:r>
-              <w:t>Checkbox select/deselect</w:t>
+              <w:t>checkbox вкл/выкл</w:t>
             </w:r>
           </w:p>
         </w:tc>
         <w:tc>
           <w:tcPr>
-            <w:tcW w:type="dxa" w:w="2493"/>
+            <w:tcW w:type="dxa" w:w="2410"/>
           </w:tcPr>
           <w:p>
             <w:r>
@@ -522,7 +522,7 @@
         </w:tc>
         <w:tc>
           <w:tcPr>
-            <w:tcW w:type="dxa" w:w="2493"/>
+            <w:tcW w:type="dxa" w:w="2410"/>
           </w:tcPr>
           <w:p>
             <w:r>
@@ -534,7 +534,7 @@
       <w:tr>
         <w:tc>
           <w:tcPr>
-            <w:tcW w:type="dxa" w:w="2493"/>
+            <w:tcW w:type="dxa" w:w="2410"/>
           </w:tcPr>
           <w:p>
             <w:r>
@@ -544,17 +544,17 @@
         </w:tc>
         <w:tc>
           <w:tcPr>
-            <w:tcW w:type="dxa" w:w="2493"/>
+            <w:tcW w:type="dxa" w:w="2410"/>
           </w:tcPr>
           <w:p>
             <w:r>
-              <w:t>Radio button selection</w:t>
+              <w:t>выбор radio</w:t>
             </w:r>
           </w:p>
         </w:tc>
         <w:tc>
           <w:tcPr>
-            <w:tcW w:type="dxa" w:w="2493"/>
+            <w:tcW w:type="dxa" w:w="2410"/>
           </w:tcPr>
           <w:p>
             <w:r>
@@ -564,7 +564,7 @@
         </w:tc>
         <w:tc>
           <w:tcPr>
-            <w:tcW w:type="dxa" w:w="2493"/>
+            <w:tcW w:type="dxa" w:w="2410"/>
           </w:tcPr>
           <w:p>
             <w:r>
@@ -576,7 +576,7 @@
       <w:tr>
         <w:tc>
           <w:tcPr>
-            <w:tcW w:type="dxa" w:w="2493"/>
+            <w:tcW w:type="dxa" w:w="2410"/>
           </w:tcPr>
           <w:p>
             <w:r>
@@ -586,17 +586,17 @@
         </w:tc>
         <w:tc>
           <w:tcPr>
-            <w:tcW w:type="dxa" w:w="2493"/>
+            <w:tcW w:type="dxa" w:w="2410"/>
           </w:tcPr>
           <w:p>
             <w:r>
-              <w:t>Dropdown selection</w:t>
+              <w:t>dropdown</w:t>
             </w:r>
           </w:p>
         </w:tc>
         <w:tc>
           <w:tcPr>
-            <w:tcW w:type="dxa" w:w="2493"/>
+            <w:tcW w:type="dxa" w:w="2410"/>
           </w:tcPr>
           <w:p>
             <w:r>
@@ -606,7 +606,7 @@
         </w:tc>
         <w:tc>
           <w:tcPr>
-            <w:tcW w:type="dxa" w:w="2493"/>
+            <w:tcW w:type="dxa" w:w="2410"/>
           </w:tcPr>
           <w:p>
             <w:r>
@@ -618,7 +618,7 @@
       <w:tr>
         <w:tc>
           <w:tcPr>
-            <w:tcW w:type="dxa" w:w="2493"/>
+            <w:tcW w:type="dxa" w:w="2410"/>
           </w:tcPr>
           <w:p>
             <w:r>
@@ -628,17 +628,17 @@
         </w:tc>
         <w:tc>
           <w:tcPr>
-            <w:tcW w:type="dxa" w:w="2493"/>
+            <w:tcW w:type="dxa" w:w="2410"/>
           </w:tcPr>
           <w:p>
             <w:r>
-              <w:t>Iframe interact + return</w:t>
+              <w:t>iframe: действие и возврат</w:t>
             </w:r>
           </w:p>
         </w:tc>
         <w:tc>
           <w:tcPr>
-            <w:tcW w:type="dxa" w:w="2493"/>
+            <w:tcW w:type="dxa" w:w="2410"/>
           </w:tcPr>
           <w:p>
             <w:r>
@@ -648,7 +648,7 @@
         </w:tc>
         <w:tc>
           <w:tcPr>
-            <w:tcW w:type="dxa" w:w="2493"/>
+            <w:tcW w:type="dxa" w:w="2410"/>
           </w:tcPr>
           <w:p>
             <w:r>
@@ -660,7 +660,7 @@
       <w:tr>
         <w:tc>
           <w:tcPr>
-            <w:tcW w:type="dxa" w:w="2493"/>
+            <w:tcW w:type="dxa" w:w="2410"/>
           </w:tcPr>
           <w:p>
             <w:r>
@@ -670,17 +670,17 @@
         </w:tc>
         <w:tc>
           <w:tcPr>
-            <w:tcW w:type="dxa" w:w="2493"/>
+            <w:tcW w:type="dxa" w:w="2410"/>
           </w:tcPr>
           <w:p>
             <w:r>
-              <w:t>New tab switch + return</w:t>
+              <w:t>новая вкладка и возврат</w:t>
             </w:r>
           </w:p>
         </w:tc>
         <w:tc>
           <w:tcPr>
-            <w:tcW w:type="dxa" w:w="2493"/>
+            <w:tcW w:type="dxa" w:w="2410"/>
           </w:tcPr>
           <w:p>
             <w:r>
@@ -690,7 +690,7 @@
         </w:tc>
         <w:tc>
           <w:tcPr>
-            <w:tcW w:type="dxa" w:w="2493"/>
+            <w:tcW w:type="dxa" w:w="2410"/>
           </w:tcPr>
           <w:p>
             <w:r>
@@ -702,7 +702,7 @@
       <w:tr>
         <w:tc>
           <w:tcPr>
-            <w:tcW w:type="dxa" w:w="2493"/>
+            <w:tcW w:type="dxa" w:w="2410"/>
           </w:tcPr>
           <w:p>
             <w:r>
@@ -712,17 +712,17 @@
         </w:tc>
         <w:tc>
           <w:tcPr>
-            <w:tcW w:type="dxa" w:w="2493"/>
+            <w:tcW w:type="dxa" w:w="2410"/>
           </w:tcPr>
           <w:p>
             <w:r>
-              <w:t>Dynamic UI update</w:t>
+              <w:t>динамическое обновление UI</w:t>
             </w:r>
           </w:p>
         </w:tc>
         <w:tc>
           <w:tcPr>
-            <w:tcW w:type="dxa" w:w="2493"/>
+            <w:tcW w:type="dxa" w:w="2410"/>
           </w:tcPr>
           <w:p>
             <w:r>
@@ -732,7 +732,7 @@
         </w:tc>
         <w:tc>
           <w:tcPr>
-            <w:tcW w:type="dxa" w:w="2493"/>
+            <w:tcW w:type="dxa" w:w="2410"/>
           </w:tcPr>
           <w:p>
             <w:r>
@@ -744,7 +744,7 @@
     </w:tbl>
     <w:p>
       <w:pPr>
-        <w:spacing w:after="120"/>
+        <w:spacing w:after="120" w:line="276" w:lineRule="auto"/>
       </w:pPr>
       <w:r>
         <w:rPr>
@@ -764,12 +764,25 @@
           <w:b/>
           <w:sz w:val="28"/>
         </w:rPr>
-        <w:t>7. Пример кода .robot</w:t>
+        <w:t>7. Кусок .robot</w:t>
       </w:r>
     </w:p>
     <w:p>
       <w:pPr>
-        <w:spacing w:after="0"/>
+        <w:spacing w:after="120" w:line="276" w:lineRule="auto"/>
+      </w:pPr>
+      <w:r>
+        <w:rPr>
+          <w:rFonts w:ascii="Times New Roman" w:hAnsi="Times New Roman" w:eastAsia="Times New Roman"/>
+          <w:b w:val="0"/>
+          <w:sz w:val="24"/>
+        </w:rPr>
+        <w:t>Пример позитивного кейса с формой — видно, как вызываются keywords:</w:t>
+      </w:r>
+    </w:p>
+    <w:p>
+      <w:pPr>
+        <w:spacing w:after="0" w:before="0" w:line="240" w:lineRule="auto"/>
       </w:pPr>
       <w:r>
         <w:rPr>
@@ -782,7 +795,7 @@
     </w:p>
     <w:p>
       <w:pPr>
-        <w:spacing w:after="0"/>
+        <w:spacing w:after="0" w:before="0" w:line="240" w:lineRule="auto"/>
       </w:pPr>
       <w:r>
         <w:rPr>
@@ -795,7 +808,7 @@
     </w:p>
     <w:p>
       <w:pPr>
-        <w:spacing w:after="0"/>
+        <w:spacing w:after="0" w:before="0" w:line="240" w:lineRule="auto"/>
       </w:pPr>
       <w:r>
         <w:rPr>
@@ -808,7 +821,7 @@
     </w:p>
     <w:p>
       <w:pPr>
-        <w:spacing w:after="0"/>
+        <w:spacing w:after="0" w:before="0" w:line="240" w:lineRule="auto"/>
       </w:pPr>
       <w:r>
         <w:rPr>
@@ -821,7 +834,7 @@
     </w:p>
     <w:p>
       <w:pPr>
-        <w:spacing w:after="0"/>
+        <w:spacing w:after="0" w:before="0" w:line="240" w:lineRule="auto"/>
       </w:pPr>
       <w:r>
         <w:rPr>
@@ -834,7 +847,7 @@
     </w:p>
     <w:p>
       <w:pPr>
-        <w:spacing w:after="0"/>
+        <w:spacing w:after="0" w:before="0" w:line="240" w:lineRule="auto"/>
       </w:pPr>
       <w:r>
         <w:rPr>
@@ -847,7 +860,7 @@
     </w:p>
     <w:p>
       <w:pPr>
-        <w:spacing w:after="0"/>
+        <w:spacing w:after="0" w:before="0" w:line="240" w:lineRule="auto"/>
       </w:pPr>
       <w:r>
         <w:rPr>
@@ -868,12 +881,12 @@
           <w:b/>
           <w:sz w:val="28"/>
         </w:rPr>
-        <w:t>8. Переиспользуемые keywords и resources</w:t>
+        <w:t>8. Resources и как запускал</w:t>
       </w:r>
     </w:p>
     <w:p>
       <w:pPr>
-        <w:spacing w:after="120"/>
+        <w:spacing w:after="120" w:line="276" w:lineRule="auto"/>
       </w:pPr>
       <w:r>
         <w:rPr>
@@ -881,12 +894,12 @@
           <w:b w:val="0"/>
           <w:sz w:val="24"/>
         </w:rPr>
-        <w:t>common.resource — Suite Bootstrap/Teardown, Open/Close Test Application, скриншоты. pages.resource — страничные keywords (формы, iframe, вкладки, dynamic).</w:t>
+        <w:t>common.resource — bootstrap/teardown сьюта, Open/Close Test Application, скриншоты. pages.resource — страничные keywords (формы, iframe, вкладки, dynamic).</w:t>
       </w:r>
     </w:p>
     <w:p>
       <w:pPr>
-        <w:spacing w:after="0"/>
+        <w:spacing w:after="0" w:before="0" w:line="240" w:lineRule="auto"/>
       </w:pPr>
       <w:r>
         <w:rPr>
@@ -899,7 +912,7 @@
     </w:p>
     <w:p>
       <w:pPr>
-        <w:spacing w:after="0"/>
+        <w:spacing w:after="0" w:before="0" w:line="240" w:lineRule="auto"/>
       </w:pPr>
       <w:r>
         <w:rPr>
@@ -920,12 +933,12 @@
           <w:b/>
           <w:sz w:val="28"/>
         </w:rPr>
-        <w:t>9. Фактические результаты</w:t>
+        <w:t>9. Фактический прогон</w:t>
       </w:r>
     </w:p>
     <w:p>
       <w:pPr>
-        <w:spacing w:after="120"/>
+        <w:spacing w:after="120" w:line="276" w:lineRule="auto"/>
       </w:pPr>
       <w:r>
         <w:rPr>
@@ -933,12 +946,12 @@
           <w:b w:val="0"/>
           <w:sz w:val="24"/>
         </w:rPr>
-        <w:t>Dry-run: 10 tests discovered. Diagnostic TC-11-01: PASS.</w:t>
+        <w:t>Dry-run нашёл 10 тестов. Отдельно прогнал TC-11-01 — PASS.</w:t>
       </w:r>
     </w:p>
     <w:p>
       <w:pPr>
-        <w:spacing w:after="120"/>
+        <w:spacing w:after="120" w:line="276" w:lineRule="auto"/>
       </w:pPr>
       <w:r>
         <w:rPr>
@@ -946,12 +959,12 @@
           <w:b w:val="0"/>
           <w:sz w:val="24"/>
         </w:rPr>
-        <w:t>Полный suite: 10 tests, 10 passed, 0 failed; elapsed ≈ 28.39 с.</w:t>
+        <w:t>Полный suite: 10 tests, 10 passed, 0 failed; по времени вышло ≈ 28.39 с.</w:t>
       </w:r>
     </w:p>
     <w:p>
       <w:pPr>
-        <w:spacing w:after="0"/>
+        <w:spacing w:after="0" w:before="0" w:line="240" w:lineRule="auto"/>
       </w:pPr>
       <w:r>
         <w:rPr>
@@ -964,7 +977,7 @@
     </w:p>
     <w:p>
       <w:pPr>
-        <w:spacing w:after="0"/>
+        <w:spacing w:after="0" w:before="0" w:line="240" w:lineRule="auto"/>
       </w:pPr>
       <w:r>
         <w:rPr>
@@ -977,7 +990,7 @@
     </w:p>
     <w:p>
       <w:pPr>
-        <w:spacing w:after="120"/>
+        <w:spacing w:after="120" w:line="276" w:lineRule="auto"/>
       </w:pPr>
       <w:r>
         <w:rPr>
@@ -985,7 +998,7 @@
           <w:b w:val="0"/>
           <w:sz w:val="24"/>
         </w:rPr>
-        <w:t>Артефакты: output.xml, log.html, report.html, xunit.xml в robot/artifacts/kt11/.</w:t>
+        <w:t>Артефакты лежат в robot/artifacts/kt11/: output.xml, log.html, report.html, xunit.xml.</w:t>
       </w:r>
     </w:p>
     <w:p>
@@ -998,7 +1011,20 @@
           <w:b/>
           <w:sz w:val="28"/>
         </w:rPr>
-        <w:t>10–11. Скриншоты браузера и отчётов Robot</w:t>
+        <w:t>10. Скриншоты сценариев и отчётов Robot</w:t>
+      </w:r>
+    </w:p>
+    <w:p>
+      <w:pPr>
+        <w:spacing w:after="120" w:line="276" w:lineRule="auto"/>
+      </w:pPr>
+      <w:r>
+        <w:rPr>
+          <w:rFonts w:ascii="Times New Roman" w:hAnsi="Times New Roman" w:eastAsia="Times New Roman"/>
+          <w:b w:val="0"/>
+          <w:sz w:val="24"/>
+        </w:rPr>
+        <w:t>Десять кадров по шагам плюс report.html и log.html — всего 12 картинок.</w:t>
       </w:r>
     </w:p>
     <w:p>
@@ -1096,7 +1122,7 @@
           <w:b w:val="0"/>
           <w:sz w:val="22"/>
         </w:rPr>
-        <w:t>Рисунок 2 — Навигация на регистрацию</w:t>
+        <w:t>Рисунок 2 — Переход на регистрацию</w:t>
       </w:r>
     </w:p>
     <w:p>
@@ -1145,7 +1171,7 @@
           <w:b w:val="0"/>
           <w:sz w:val="22"/>
         </w:rPr>
-        <w:t>Рисунок 3 — Валидная форма</w:t>
+        <w:t>Рисунок 3 — Валидная форма принята</w:t>
       </w:r>
     </w:p>
     <w:p>
@@ -1390,7 +1416,7 @@
           <w:b w:val="0"/>
           <w:sz w:val="22"/>
         </w:rPr>
-        <w:t>Рисунок 8 — IFrame host после взаимодействия</w:t>
+        <w:t>Рисунок 8 — IFrame после взаимодействия</w:t>
       </w:r>
     </w:p>
     <w:p>
@@ -1439,7 +1465,7 @@
           <w:b w:val="0"/>
           <w:sz w:val="22"/>
         </w:rPr>
-        <w:t>Рисунок 9 — Вторичная вкладка</w:t>
+        <w:t>Рисунок 9 — Вторая вкладка</w:t>
       </w:r>
     </w:p>
     <w:p>
@@ -1599,12 +1625,12 @@
           <w:b/>
           <w:sz w:val="28"/>
         </w:rPr>
-        <w:t>12. Заключение</w:t>
+        <w:t>11. Заключение</w:t>
       </w:r>
     </w:p>
     <w:p>
       <w:pPr>
-        <w:spacing w:after="120"/>
+        <w:spacing w:after="120" w:line="276" w:lineRule="auto"/>
       </w:pPr>
       <w:r>
         <w:rPr>
@@ -1612,11 +1638,11 @@
           <w:b w:val="0"/>
           <w:sz w:val="24"/>
         </w:rPr>
-        <w:t>КТ 11 выполнена: 10 native Robot-тестов, SeleniumLibrary, keyword-driven resources, локальные фикстуры, suite 10/10 PASS (~28.4 с), отчёты Robot и DOCX. KT12 не начиналась.</w:t>
+        <w:t>КТ 11 закрыл: десять native Robot-тестов, SeleniumLibrary, keyword-driven resources, локальные фикстуры. Suite прошёл 10/10 за ~28.39 с, отчёты Robot и этот DOCX на месте. КТ12 отдельно.</w:t>
       </w:r>
     </w:p>
     <w:sectPr>
-      <w:pgSz w:w="12240" w:h="15840"/>
+      <w:pgSz w:w="11906" w:h="16838"/>
       <w:pgMar w:top="1134" w:right="850" w:bottom="1134" w:left="1417" w:header="720" w:footer="720" w:gutter="0"/>
       <w:cols w:space="720"/>
       <w:docGrid w:linePitch="360"/>
